--- a/docs/คู่มือหน้าเว็บ_Smart_IV_Alert.docx
+++ b/docs/คู่มือหน้าเว็บ_Smart_IV_Alert.docx
@@ -2592,6 +2592,25 @@
           <w:sz w:val="32"/>
           <w:szCs w:val="32"/>
         </w:rPr>
+        <w:t xml:space="preserve">เมื่อแบตเตอรี่เหลือประมาณร้อยละ ๑๓ ป้ายจะเปลี่ยนเป็นสีแดงพร้อมคำว่า “Host แบตต่ำ” และเครื่องศูนย์กลางมีเสียงต่ำสองครั้งทุก ๕ นาที เมื่อเหลือประมาณร้อยละ ๖ จะขึ้นว่า “Host แบตใกล้หมด ต้องชาร์จทันที” และเตือนทุก ๑ นาที การเตือนนี้หายเองเมื่อเสียบสายชาร์จแล้ว ไม่ต้องกดรับทราบ</w:t>
+      </w:r>
+    </w:p>
+    <w:p>
+      <w:pPr>
+        <w:spacing w:after="60" w:line="240" w:lineRule="auto"/>
+        <w:ind w:firstLine="576"/>
+        <w:jc w:val="thaiDistribute"/>
+      </w:pPr>
+      <w:r>
+        <w:rPr>
+          <w:rFonts w:ascii="TH SarabunPSK" w:cs="TH SarabunPSK" w:eastAsia="TH SarabunPSK" w:hAnsi="TH SarabunPSK"/>
+          <w:b w:val="false"/>
+          <w:bCs w:val="false"/>
+          <w:i w:val="false"/>
+          <w:iCs w:val="false"/>
+          <w:sz w:val="32"/>
+          <w:szCs w:val="32"/>
+        </w:rPr>
         <w:t xml:space="preserve">หากแสดงเป็น N/A แปลว่าเครื่องรุ่นนั้นไม่ได้ติดตั้งวงจรวัดแบตเตอรี่ไว้ ไม่ใช่ความผิดปกติ</w:t>
       </w:r>
     </w:p>
@@ -5145,7 +5164,7 @@
                 <w:sz w:val="30"/>
                 <w:szCs w:val="30"/>
               </w:rPr>
-              <w:t xml:space="preserve">แรงดันและเปอร์เซ็นต์ของเครื่องประจำเตียง หากต่ำกว่าร้อยละ ๒๐ ให้เสียบชาร์จ</w:t>
+              <w:t xml:space="preserve">แรงดันและเปอร์เซ็นต์ของเครื่องประจำเตียง เมื่อเหลือประมาณร้อยละ ๑๓ จะเปลี่ยนเป็น 🪫 สีแดงพร้อมคำว่า “แบตต่ำ” (ประมาณร้อยละ ๖ ขึ้นว่า “แบตใกล้หมด ต้องชาร์จทันที”) ให้เสียบสายไฟที่เครื่องข้างเตียงนั้น</w:t>
             </w:r>
           </w:p>
         </w:tc>
